--- a/05.ProgramacaoWeb/2.WEBS/PHP.docx
+++ b/05.ProgramacaoWeb/2.WEBS/PHP.docx
@@ -19,27 +19,30 @@
       </w:r>
     </w:p>
     <w:p>
+      <w:pPr>
+        <w:pBdr>
+          <w:top w:val="single" w:sz="4" w:space="1" w:color="auto"/>
+          <w:left w:val="single" w:sz="4" w:space="4" w:color="auto"/>
+          <w:bottom w:val="single" w:sz="4" w:space="1" w:color="auto"/>
+          <w:right w:val="single" w:sz="4" w:space="4" w:color="auto"/>
+        </w:pBdr>
+      </w:pPr>
       <w:r>
         <w:t>Linguagem de BACKEND</w:t>
       </w:r>
     </w:p>
     <w:p>
-      <w:r>
-        <w:t xml:space="preserve">Não precisamos de declarar a variável, pode ser </w:t>
-      </w:r>
-      <w:proofErr w:type="spellStart"/>
-      <w:r>
-        <w:t>String</w:t>
-      </w:r>
-      <w:proofErr w:type="spellEnd"/>
-      <w:r>
-        <w:t xml:space="preserve">, Inteiro, Decimal, </w:t>
-      </w:r>
-      <w:proofErr w:type="spellStart"/>
-      <w:r>
-        <w:t>etc</w:t>
-      </w:r>
-      <w:proofErr w:type="spellEnd"/>
+      <w:pPr>
+        <w:pBdr>
+          <w:top w:val="single" w:sz="4" w:space="1" w:color="auto"/>
+          <w:left w:val="single" w:sz="4" w:space="4" w:color="auto"/>
+          <w:bottom w:val="single" w:sz="4" w:space="1" w:color="auto"/>
+          <w:right w:val="single" w:sz="4" w:space="4" w:color="auto"/>
+        </w:pBdr>
+      </w:pPr>
+      <w:r>
+        <w:t>Não precisamos de declarar a variável, pode ser String, Inteiro, Decimal, etc</w:t>
+      </w:r>
     </w:p>
     <w:p/>
     <w:p>
@@ -48,14 +51,12 @@
           <w:u w:val="single"/>
         </w:rPr>
       </w:pPr>
-      <w:proofErr w:type="spellStart"/>
       <w:r>
         <w:rPr>
           <w:u w:val="single"/>
         </w:rPr>
         <w:t>Formulario</w:t>
       </w:r>
-      <w:proofErr w:type="spellEnd"/>
     </w:p>
     <w:p>
       <w:r>
@@ -64,34 +65,552 @@
     </w:p>
     <w:p>
       <w:pPr>
+        <w:pStyle w:val="PargrafodaLista"/>
+        <w:numPr>
+          <w:ilvl w:val="0"/>
+          <w:numId w:val="2"/>
+        </w:numPr>
+      </w:pPr>
+      <w:r>
+        <w:t>Trim = tira os espaços vazios</w:t>
+      </w:r>
+    </w:p>
+    <w:p>
+      <w:pPr>
+        <w:pStyle w:val="PargrafodaLista"/>
+        <w:numPr>
+          <w:ilvl w:val="0"/>
+          <w:numId w:val="2"/>
+        </w:numPr>
+      </w:pPr>
+      <w:r>
+        <w:t xml:space="preserve">Strlen = medir tamanho da </w:t>
+      </w:r>
+      <w:r>
+        <w:t>S</w:t>
+      </w:r>
+      <w:r>
+        <w:t>tring</w:t>
+      </w:r>
+    </w:p>
+    <w:p>
+      <w:pPr>
         <w:ind w:firstLine="708"/>
       </w:pPr>
-      <w:proofErr w:type="spellStart"/>
-      <w:r>
-        <w:t>Trim</w:t>
-      </w:r>
-      <w:proofErr w:type="spellEnd"/>
-      <w:r>
-        <w:t xml:space="preserve"> = tira os espaços vazios</w:t>
-      </w:r>
-    </w:p>
+    </w:p>
+    <w:p>
+      <w:r>
+        <w:t>13/01/25</w:t>
+      </w:r>
+    </w:p>
+    <w:p>
+      <w:pPr>
+        <w:pBdr>
+          <w:top w:val="single" w:sz="4" w:space="1" w:color="auto"/>
+          <w:left w:val="single" w:sz="4" w:space="4" w:color="auto"/>
+          <w:bottom w:val="single" w:sz="4" w:space="1" w:color="auto"/>
+          <w:right w:val="single" w:sz="4" w:space="4" w:color="auto"/>
+        </w:pBdr>
+      </w:pPr>
+      <w:r>
+        <w:t>Sumario: Fazer upload de foto para pasta a partir do formulário criado na última aula.</w:t>
+      </w:r>
+    </w:p>
+    <w:p/>
+    <w:p>
+      <w:r>
+        <w:t>Como criar ficheiro Js</w:t>
+      </w:r>
+      <w:r>
+        <w:t>on e preencher com dados de form:</w:t>
+      </w:r>
+    </w:p>
+    <w:p>
+      <w:pPr>
+        <w:pStyle w:val="PargrafodaLista"/>
+        <w:numPr>
+          <w:ilvl w:val="0"/>
+          <w:numId w:val="1"/>
+        </w:numPr>
+      </w:pPr>
+      <w:r>
+        <w:t xml:space="preserve">Json </w:t>
+      </w:r>
+      <w:r>
+        <w:t>De</w:t>
+      </w:r>
+      <w:r>
+        <w:t>code =&gt; Array</w:t>
+      </w:r>
+    </w:p>
+    <w:p>
+      <w:pPr>
+        <w:pStyle w:val="PargrafodaLista"/>
+        <w:numPr>
+          <w:ilvl w:val="0"/>
+          <w:numId w:val="1"/>
+        </w:numPr>
+      </w:pPr>
+      <w:r>
+        <w:t>Array =&gt; Preencher todo o conteúdo do formulário</w:t>
+      </w:r>
+    </w:p>
+    <w:p>
+      <w:pPr>
+        <w:pStyle w:val="PargrafodaLista"/>
+        <w:numPr>
+          <w:ilvl w:val="0"/>
+          <w:numId w:val="1"/>
+        </w:numPr>
+      </w:pPr>
+      <w:r>
+        <w:t>Conteúdo do Array =&gt; Json encode</w:t>
+      </w:r>
+    </w:p>
+    <w:p>
+      <w:pPr>
+        <w:rPr>
+          <w:u w:val="single"/>
+        </w:rPr>
+      </w:pPr>
+    </w:p>
+    <w:p>
+      <w:pPr>
+        <w:rPr>
+          <w:u w:val="single"/>
+        </w:rPr>
+      </w:pPr>
+      <w:r>
+        <w:rPr>
+          <w:u w:val="single"/>
+        </w:rPr>
+        <w:t>Code snippet:</w:t>
+      </w:r>
+    </w:p>
+    <w:p>
+      <w:pPr>
+        <w:pBdr>
+          <w:top w:val="single" w:sz="4" w:space="1" w:color="auto"/>
+          <w:left w:val="single" w:sz="4" w:space="4" w:color="auto"/>
+          <w:bottom w:val="single" w:sz="4" w:space="1" w:color="auto"/>
+          <w:right w:val="single" w:sz="4" w:space="4" w:color="auto"/>
+        </w:pBdr>
+        <w:spacing w:after="0" w:line="240" w:lineRule="auto"/>
+      </w:pPr>
+      <w:r>
+        <w:t>function saveToJsonFile($data, $jsonFile) {</w:t>
+      </w:r>
+      <w:r>
+        <w:br/>
+        <w:t xml:space="preserve">        if (file_exists($jsonFile)) {</w:t>
+      </w:r>
+      <w:r>
+        <w:br/>
+      </w:r>
+      <w:r>
+        <w:br/>
+        <w:t>// Ler o conteúdo existente</w:t>
+      </w:r>
+      <w:r>
+        <w:br/>
+        <w:t xml:space="preserve">            $existingData = json_decode(file_get_contents($jsonFile), true);</w:t>
+      </w:r>
+      <w:r>
+        <w:br/>
+        <w:t xml:space="preserve">            if (!$existingData) {</w:t>
+      </w:r>
+      <w:r>
+        <w:br/>
+        <w:t xml:space="preserve">                $existingData = [];</w:t>
+      </w:r>
+      <w:r>
+        <w:br/>
+        <w:t xml:space="preserve">            }</w:t>
+      </w:r>
+      <w:r>
+        <w:br/>
+      </w:r>
+      <w:r>
+        <w:br/>
+        <w:t>// In_array para verificar se o email já existe</w:t>
+      </w:r>
+      <w:r>
+        <w:br/>
+        <w:t xml:space="preserve">            $emailExists = false;</w:t>
+      </w:r>
+      <w:r>
+        <w:br/>
+        <w:t xml:space="preserve">            $emailExists = in_array($data['email'], array_column($existingData, 'email'));</w:t>
+      </w:r>
+      <w:r>
+        <w:br/>
+      </w:r>
+      <w:r>
+        <w:br/>
+        <w:t>// Se o email já existir, atualiza os dados</w:t>
+      </w:r>
+      <w:r>
+        <w:br/>
+        <w:t xml:space="preserve">            if ($emailExists) {</w:t>
+      </w:r>
+      <w:r>
+        <w:br/>
+        <w:t xml:space="preserve">                foreach ($existingData as $key =&gt; $user) {</w:t>
+      </w:r>
+      <w:r>
+        <w:br/>
+      </w:r>
+      <w:r>
+        <w:lastRenderedPageBreak/>
+        <w:t xml:space="preserve">                    if ($user['email'] === $data['email']) {</w:t>
+      </w:r>
+      <w:r>
+        <w:br/>
+        <w:t xml:space="preserve">                        $existingData[$key] = $data;  // Atualiza os dados</w:t>
+      </w:r>
+      <w:r>
+        <w:br/>
+        <w:t xml:space="preserve">                        break;</w:t>
+      </w:r>
+      <w:r>
+        <w:br/>
+        <w:t xml:space="preserve">                    }</w:t>
+      </w:r>
+      <w:r>
+        <w:br/>
+        <w:t xml:space="preserve">                }</w:t>
+      </w:r>
+      <w:r>
+        <w:br/>
+        <w:t xml:space="preserve">            } else {</w:t>
+      </w:r>
+      <w:r>
+        <w:br/>
+      </w:r>
+      <w:r>
+        <w:br/>
+        <w:t>// Se o email não existir, adicionar novo registro</w:t>
+      </w:r>
+      <w:r>
+        <w:br/>
+        <w:t xml:space="preserve">                $existingData[] = $data;</w:t>
+      </w:r>
+      <w:r>
+        <w:br/>
+        <w:t xml:space="preserve">            }</w:t>
+      </w:r>
+      <w:r>
+        <w:br/>
+      </w:r>
+      <w:r>
+        <w:br/>
+        <w:t>// Salvar o array atualizado no arquivo JSON</w:t>
+      </w:r>
+      <w:r>
+        <w:br/>
+        <w:t xml:space="preserve">            file_put_contents($jsonFile, json_encode($existingData, </w:t>
+      </w:r>
+      <w:r>
+        <w:rPr>
+          <w:i/>
+          <w:iCs/>
+        </w:rPr>
+        <w:t>JSON_PRETTY_PRINT</w:t>
+      </w:r>
+      <w:r>
+        <w:t>));</w:t>
+      </w:r>
+      <w:r>
+        <w:br/>
+        <w:t xml:space="preserve">        } else {</w:t>
+      </w:r>
+      <w:r>
+        <w:br/>
+      </w:r>
+      <w:r>
+        <w:br/>
+        <w:t>// Se o arquivo não existir, criar um novo e adicionar o primeiro registro</w:t>
+      </w:r>
+      <w:r>
+        <w:br/>
+        <w:t xml:space="preserve">            $newData = [$data];</w:t>
+      </w:r>
+      <w:r>
+        <w:br/>
+        <w:t xml:space="preserve">            file_put_contents($jsonFile, json_encode($newData, </w:t>
+      </w:r>
+      <w:r>
+        <w:rPr>
+          <w:i/>
+          <w:iCs/>
+        </w:rPr>
+        <w:t>JSON_PRETTY_PRINT</w:t>
+      </w:r>
+      <w:r>
+        <w:t>));</w:t>
+      </w:r>
+      <w:r>
+        <w:br/>
+        <w:t xml:space="preserve">        }</w:t>
+      </w:r>
+      <w:r>
+        <w:br/>
+        <w:t xml:space="preserve">    }</w:t>
+      </w:r>
+    </w:p>
+    <w:p>
+      <w:pPr>
+        <w:pBdr>
+          <w:top w:val="single" w:sz="4" w:space="1" w:color="auto"/>
+          <w:left w:val="single" w:sz="4" w:space="4" w:color="auto"/>
+          <w:bottom w:val="single" w:sz="4" w:space="1" w:color="auto"/>
+          <w:right w:val="single" w:sz="4" w:space="4" w:color="auto"/>
+        </w:pBdr>
+        <w:spacing w:after="0" w:line="240" w:lineRule="auto"/>
+      </w:pPr>
+    </w:p>
+    <w:p>
+      <w:pPr>
+        <w:pBdr>
+          <w:top w:val="single" w:sz="4" w:space="1" w:color="auto"/>
+          <w:left w:val="single" w:sz="4" w:space="4" w:color="auto"/>
+          <w:bottom w:val="single" w:sz="4" w:space="1" w:color="auto"/>
+          <w:right w:val="single" w:sz="4" w:space="4" w:color="auto"/>
+        </w:pBdr>
+        <w:spacing w:after="0" w:line="240" w:lineRule="auto"/>
+      </w:pPr>
+    </w:p>
+    <w:p>
+      <w:pPr>
+        <w:pBdr>
+          <w:top w:val="single" w:sz="4" w:space="1" w:color="auto"/>
+          <w:left w:val="single" w:sz="4" w:space="4" w:color="auto"/>
+          <w:bottom w:val="single" w:sz="4" w:space="1" w:color="auto"/>
+          <w:right w:val="single" w:sz="4" w:space="4" w:color="auto"/>
+        </w:pBdr>
+        <w:spacing w:after="0" w:line="240" w:lineRule="auto"/>
+      </w:pPr>
+      <w:r>
+        <w:t>$formData = [</w:t>
+      </w:r>
+      <w:r>
+        <w:br/>
+        <w:t xml:space="preserve">            "firstname" =&gt; $firstname,</w:t>
+      </w:r>
+      <w:r>
+        <w:br/>
+        <w:t xml:space="preserve">            "lastname" =&gt; $lastname,</w:t>
+      </w:r>
+      <w:r>
+        <w:br/>
+        <w:t xml:space="preserve">            "email" =&gt; $email,</w:t>
+      </w:r>
+      <w:r>
+        <w:br/>
+        <w:t xml:space="preserve">            "phone" =&gt; $phone,</w:t>
+      </w:r>
+      <w:r>
+        <w:br/>
+        <w:t xml:space="preserve">            "birthdate" =&gt; $birthdate,</w:t>
+      </w:r>
+      <w:r>
+        <w:br/>
+        <w:t xml:space="preserve">            "password" =&gt; $password</w:t>
+      </w:r>
+      <w:r>
+        <w:br/>
+        <w:t xml:space="preserve">        ];</w:t>
+      </w:r>
+      <w:r>
+        <w:br/>
+      </w:r>
+      <w:r>
+        <w:br/>
+        <w:t>// Chama a função para salvar os dados no arquivo JSON</w:t>
+      </w:r>
+      <w:r>
+        <w:br/>
+        <w:t xml:space="preserve">        saveToJsonFile($formData, $jsonFile);</w:t>
+      </w:r>
+    </w:p>
+    <w:p>
+      <w:pPr>
+        <w:pBdr>
+          <w:top w:val="single" w:sz="4" w:space="1" w:color="auto"/>
+          <w:left w:val="single" w:sz="4" w:space="4" w:color="auto"/>
+          <w:bottom w:val="single" w:sz="4" w:space="1" w:color="auto"/>
+          <w:right w:val="single" w:sz="4" w:space="4" w:color="auto"/>
+        </w:pBdr>
+        <w:spacing w:after="0" w:line="240" w:lineRule="auto"/>
+      </w:pPr>
+    </w:p>
+    <w:p/>
+    <w:p/>
+    <w:p>
+      <w:r>
+        <w:t>Upload foto para pasta a partir de um form:</w:t>
+      </w:r>
+    </w:p>
+    <w:p>
+      <w:pPr>
+        <w:pBdr>
+          <w:top w:val="single" w:sz="4" w:space="1" w:color="auto"/>
+          <w:left w:val="single" w:sz="4" w:space="4" w:color="auto"/>
+          <w:bottom w:val="single" w:sz="4" w:space="1" w:color="auto"/>
+          <w:right w:val="single" w:sz="4" w:space="4" w:color="auto"/>
+        </w:pBdr>
+        <w:spacing w:after="0" w:line="240" w:lineRule="auto"/>
+      </w:pPr>
+      <w:r>
+        <w:t>// Verificar o upload da foto</w:t>
+      </w:r>
+      <w:r>
+        <w:br/>
+        <w:t xml:space="preserve">        $uploadDir = "uploads/";  // Define o diretório de upload</w:t>
+      </w:r>
+      <w:r>
+        <w:br/>
+        <w:t xml:space="preserve">        if (isset($_FILES["photo"]) &amp;&amp; $_FILES["photo"]["error"] == </w:t>
+      </w:r>
+      <w:r>
+        <w:rPr>
+          <w:i/>
+          <w:iCs/>
+        </w:rPr>
+        <w:t>UPLOAD_ERR_OK</w:t>
+      </w:r>
+      <w:r>
+        <w:t>) {</w:t>
+      </w:r>
+      <w:r>
+        <w:br/>
+      </w:r>
+      <w:r>
+        <w:br/>
+        <w:t>// Obtém os dados do arquivo enviado</w:t>
+      </w:r>
+      <w:r>
+        <w:br/>
+        <w:t xml:space="preserve">            $fileTmpPath = $_FILES["photo"]["tmp_name"];</w:t>
+      </w:r>
+      <w:r>
+        <w:br/>
+        <w:t xml:space="preserve">            $fileName = $_FILES["photo"]["name"];</w:t>
+      </w:r>
+      <w:r>
+        <w:br/>
+      </w:r>
+      <w:r>
+        <w:lastRenderedPageBreak/>
+        <w:t xml:space="preserve">            $fileSize = $_FILES["photo"]["size"];</w:t>
+      </w:r>
+      <w:r>
+        <w:br/>
+        <w:t xml:space="preserve">            $fileType = $_FILES["photo"]["type"];</w:t>
+      </w:r>
+      <w:r>
+        <w:br/>
+        <w:t xml:space="preserve">            $fileExtension = strtolower(pathinfo($fileName, </w:t>
+      </w:r>
+      <w:r>
+        <w:rPr>
+          <w:i/>
+          <w:iCs/>
+        </w:rPr>
+        <w:t>PATHINFO_EXTENSION</w:t>
+      </w:r>
+      <w:r>
+        <w:t>));</w:t>
+      </w:r>
+      <w:r>
+        <w:br/>
+        <w:t xml:space="preserve">            $allowedExtensions = array("jpg", "jpeg", "png", "gif");</w:t>
+      </w:r>
+      <w:r>
+        <w:br/>
+      </w:r>
+      <w:r>
+        <w:br/>
+        <w:t>// Verifica se a extensão do arquivo é permitida</w:t>
+      </w:r>
+      <w:r>
+        <w:br/>
+        <w:t xml:space="preserve">            if (!in_array($fileExtension, $allowedExtensions)) {</w:t>
+      </w:r>
+      <w:r>
+        <w:br/>
+        <w:t xml:space="preserve">                $errors["photo"] = "Formato de arquivo não permitido. (Use JPG, JPEG, PNG ou GIF.)";</w:t>
+      </w:r>
+      <w:r>
+        <w:br/>
+        <w:t xml:space="preserve">            } else {</w:t>
+      </w:r>
+      <w:r>
+        <w:br/>
+      </w:r>
+      <w:r>
+        <w:br/>
+        <w:t>// Gera um nome único para o arquivo</w:t>
+      </w:r>
+      <w:r>
+        <w:br/>
+        <w:t xml:space="preserve">                $newFileName = "photo_" . "." . time() . "." . $fileExtension;</w:t>
+      </w:r>
+      <w:r>
+        <w:br/>
+        <w:t xml:space="preserve">                $destPath = $uploadDir . $newFileName;</w:t>
+      </w:r>
+      <w:r>
+        <w:br/>
+      </w:r>
+      <w:r>
+        <w:br/>
+        <w:t>// Move o arquivo para o diretório de upload</w:t>
+      </w:r>
+      <w:r>
+        <w:br/>
+        <w:t xml:space="preserve">                if (move_uploaded_file($fileTmpPath, $destPath)) {</w:t>
+      </w:r>
+      <w:r>
+        <w:br/>
+        <w:t xml:space="preserve">                    echo "&lt;p style='color: green;'&gt;Foto carregada com sucesso!&lt;/p&gt;";</w:t>
+      </w:r>
+      <w:r>
+        <w:br/>
+        <w:t xml:space="preserve">                } else {</w:t>
+      </w:r>
+      <w:r>
+        <w:br/>
+        <w:t xml:space="preserve">                    $errors["photo"] = "Erro ao salvar o arquivo.";</w:t>
+      </w:r>
+      <w:r>
+        <w:br/>
+        <w:t xml:space="preserve">                }</w:t>
+      </w:r>
+      <w:r>
+        <w:br/>
+        <w:t xml:space="preserve">            }</w:t>
+      </w:r>
+      <w:r>
+        <w:br/>
+        <w:t xml:space="preserve">        } else {</w:t>
+      </w:r>
+      <w:r>
+        <w:br/>
+        <w:t xml:space="preserve">            $errors["photo"] = "Nenhuma foto foi carregada ou ocorreu um erro no upload.";</w:t>
+      </w:r>
+      <w:r>
+        <w:br/>
+        <w:t xml:space="preserve">        }</w:t>
+      </w:r>
+    </w:p>
+    <w:p/>
+    <w:p/>
+    <w:p/>
     <w:p>
       <w:pPr>
         <w:ind w:firstLine="708"/>
       </w:pPr>
-      <w:proofErr w:type="spellStart"/>
-      <w:r>
-        <w:t>Strlen</w:t>
-      </w:r>
-      <w:proofErr w:type="spellEnd"/>
-      <w:r>
-        <w:t xml:space="preserve"> = medir tamanho da </w:t>
-      </w:r>
-      <w:proofErr w:type="spellStart"/>
-      <w:r>
-        <w:t>string</w:t>
-      </w:r>
-      <w:proofErr w:type="spellEnd"/>
     </w:p>
     <w:p>
       <w:pPr>
@@ -107,6 +626,243 @@
     </w:sectPr>
   </w:body>
 </w:document>
+</file>
+
+<file path=word/numbering.xml><?xml version="1.0" encoding="utf-8"?>
+<w:numbering xmlns:wpc="http://schemas.microsoft.com/office/word/2010/wordprocessingCanvas" xmlns:cx="http://schemas.microsoft.com/office/drawing/2014/chartex" xmlns:cx1="http://schemas.microsoft.com/office/drawing/2015/9/8/chartex" xmlns:cx2="http://schemas.microsoft.com/office/drawing/2015/10/21/chartex" xmlns:cx3="http://schemas.microsoft.com/office/drawing/2016/5/9/chartex" xmlns:cx4="http://schemas.microsoft.com/office/drawing/2016/5/10/chartex" xmlns:cx5="http://schemas.microsoft.com/office/drawing/2016/5/11/chartex" xmlns:cx6="http://schemas.microsoft.com/office/drawing/2016/5/12/chartex" xmlns:cx7="http://schemas.microsoft.com/office/drawing/2016/5/13/chartex" xmlns:cx8="http://schemas.microsoft.com/office/drawing/2016/5/14/chartex" xmlns:mc="http://schemas.openxmlformats.org/markup-compatibility/2006" xmlns:aink="http://schemas.microsoft.com/office/drawing/2016/ink" xmlns:am3d="http://schemas.microsoft.com/office/drawing/2017/model3d" xmlns:o="urn:schemas-microsoft-com:office:office" xmlns:oel="http://schemas.microsoft.com/office/2019/extlst" xmlns:r="http://schemas.openxmlformats.org/officeDocument/2006/relationships" xmlns:m="http://schemas.openxmlformats.org/officeDocument/2006/math" xmlns:v="urn:schemas-microsoft-com:vml" xmlns:wp14="http://schemas.microsoft.com/office/word/2010/wordprocessingDrawing" xmlns:wp="http://schemas.openxmlformats.org/drawingml/2006/wordprocessingDrawing" xmlns:w10="urn:schemas-microsoft-com:office:word" xmlns:w="http://schemas.openxmlformats.org/wordprocessingml/2006/main" xmlns:w14="http://schemas.microsoft.com/office/word/2010/wordml" xmlns:w15="http://schemas.microsoft.com/office/word/2012/wordml" xmlns:w16cex="http://schemas.microsoft.com/office/word/2018/wordml/cex" xmlns:w16cid="http://schemas.microsoft.com/office/word/2016/wordml/cid" xmlns:w16="http://schemas.microsoft.com/office/word/2018/wordml" xmlns:w16du="http://schemas.microsoft.com/office/word/2023/wordml/word16du" xmlns:w16sdtdh="http://schemas.microsoft.com/office/word/2020/wordml/sdtdatahash" xmlns:w16sdtfl="http://schemas.microsoft.com/office/word/2024/wordml/sdtformatlock" xmlns:w16se="http://schemas.microsoft.com/office/word/2015/wordml/symex" xmlns:wpg="http://schemas.microsoft.com/office/word/2010/wordprocessingGroup" xmlns:wpi="http://schemas.microsoft.com/office/word/2010/wordprocessingInk" xmlns:wne="http://schemas.microsoft.com/office/word/2006/wordml" xmlns:wps="http://schemas.microsoft.com/office/word/2010/wordprocessingShape" mc:Ignorable="w14 w15 w16se w16cid w16 w16cex w16sdtdh w16sdtfl w16du wp14">
+  <w:abstractNum w:abstractNumId="0" w15:restartNumberingAfterBreak="0">
+    <w:nsid w:val="34FC6583"/>
+    <w:multiLevelType w:val="hybridMultilevel"/>
+    <w:tmpl w:val="3B6E647A"/>
+    <w:lvl w:ilvl="0" w:tplc="08160001">
+      <w:start w:val="1"/>
+      <w:numFmt w:val="bullet"/>
+      <w:lvlText w:val=""/>
+      <w:lvlJc w:val="left"/>
+      <w:pPr>
+        <w:ind w:left="720" w:hanging="360"/>
+      </w:pPr>
+      <w:rPr>
+        <w:rFonts w:ascii="Symbol" w:hAnsi="Symbol" w:hint="default"/>
+      </w:rPr>
+    </w:lvl>
+    <w:lvl w:ilvl="1" w:tplc="08160003" w:tentative="1">
+      <w:start w:val="1"/>
+      <w:numFmt w:val="bullet"/>
+      <w:lvlText w:val="o"/>
+      <w:lvlJc w:val="left"/>
+      <w:pPr>
+        <w:ind w:left="1440" w:hanging="360"/>
+      </w:pPr>
+      <w:rPr>
+        <w:rFonts w:ascii="Courier New" w:hAnsi="Courier New" w:cs="Courier New" w:hint="default"/>
+      </w:rPr>
+    </w:lvl>
+    <w:lvl w:ilvl="2" w:tplc="08160005" w:tentative="1">
+      <w:start w:val="1"/>
+      <w:numFmt w:val="bullet"/>
+      <w:lvlText w:val=""/>
+      <w:lvlJc w:val="left"/>
+      <w:pPr>
+        <w:ind w:left="2160" w:hanging="360"/>
+      </w:pPr>
+      <w:rPr>
+        <w:rFonts w:ascii="Wingdings" w:hAnsi="Wingdings" w:hint="default"/>
+      </w:rPr>
+    </w:lvl>
+    <w:lvl w:ilvl="3" w:tplc="08160001" w:tentative="1">
+      <w:start w:val="1"/>
+      <w:numFmt w:val="bullet"/>
+      <w:lvlText w:val=""/>
+      <w:lvlJc w:val="left"/>
+      <w:pPr>
+        <w:ind w:left="2880" w:hanging="360"/>
+      </w:pPr>
+      <w:rPr>
+        <w:rFonts w:ascii="Symbol" w:hAnsi="Symbol" w:hint="default"/>
+      </w:rPr>
+    </w:lvl>
+    <w:lvl w:ilvl="4" w:tplc="08160003" w:tentative="1">
+      <w:start w:val="1"/>
+      <w:numFmt w:val="bullet"/>
+      <w:lvlText w:val="o"/>
+      <w:lvlJc w:val="left"/>
+      <w:pPr>
+        <w:ind w:left="3600" w:hanging="360"/>
+      </w:pPr>
+      <w:rPr>
+        <w:rFonts w:ascii="Courier New" w:hAnsi="Courier New" w:cs="Courier New" w:hint="default"/>
+      </w:rPr>
+    </w:lvl>
+    <w:lvl w:ilvl="5" w:tplc="08160005" w:tentative="1">
+      <w:start w:val="1"/>
+      <w:numFmt w:val="bullet"/>
+      <w:lvlText w:val=""/>
+      <w:lvlJc w:val="left"/>
+      <w:pPr>
+        <w:ind w:left="4320" w:hanging="360"/>
+      </w:pPr>
+      <w:rPr>
+        <w:rFonts w:ascii="Wingdings" w:hAnsi="Wingdings" w:hint="default"/>
+      </w:rPr>
+    </w:lvl>
+    <w:lvl w:ilvl="6" w:tplc="08160001" w:tentative="1">
+      <w:start w:val="1"/>
+      <w:numFmt w:val="bullet"/>
+      <w:lvlText w:val=""/>
+      <w:lvlJc w:val="left"/>
+      <w:pPr>
+        <w:ind w:left="5040" w:hanging="360"/>
+      </w:pPr>
+      <w:rPr>
+        <w:rFonts w:ascii="Symbol" w:hAnsi="Symbol" w:hint="default"/>
+      </w:rPr>
+    </w:lvl>
+    <w:lvl w:ilvl="7" w:tplc="08160003" w:tentative="1">
+      <w:start w:val="1"/>
+      <w:numFmt w:val="bullet"/>
+      <w:lvlText w:val="o"/>
+      <w:lvlJc w:val="left"/>
+      <w:pPr>
+        <w:ind w:left="5760" w:hanging="360"/>
+      </w:pPr>
+      <w:rPr>
+        <w:rFonts w:ascii="Courier New" w:hAnsi="Courier New" w:cs="Courier New" w:hint="default"/>
+      </w:rPr>
+    </w:lvl>
+    <w:lvl w:ilvl="8" w:tplc="08160005" w:tentative="1">
+      <w:start w:val="1"/>
+      <w:numFmt w:val="bullet"/>
+      <w:lvlText w:val=""/>
+      <w:lvlJc w:val="left"/>
+      <w:pPr>
+        <w:ind w:left="6480" w:hanging="360"/>
+      </w:pPr>
+      <w:rPr>
+        <w:rFonts w:ascii="Wingdings" w:hAnsi="Wingdings" w:hint="default"/>
+      </w:rPr>
+    </w:lvl>
+  </w:abstractNum>
+  <w:abstractNum w:abstractNumId="1" w15:restartNumberingAfterBreak="0">
+    <w:nsid w:val="4E7B0413"/>
+    <w:multiLevelType w:val="hybridMultilevel"/>
+    <w:tmpl w:val="D7E86B90"/>
+    <w:lvl w:ilvl="0" w:tplc="08160001">
+      <w:start w:val="1"/>
+      <w:numFmt w:val="bullet"/>
+      <w:lvlText w:val=""/>
+      <w:lvlJc w:val="left"/>
+      <w:pPr>
+        <w:ind w:left="720" w:hanging="360"/>
+      </w:pPr>
+      <w:rPr>
+        <w:rFonts w:ascii="Symbol" w:hAnsi="Symbol" w:hint="default"/>
+      </w:rPr>
+    </w:lvl>
+    <w:lvl w:ilvl="1" w:tplc="08160003" w:tentative="1">
+      <w:start w:val="1"/>
+      <w:numFmt w:val="bullet"/>
+      <w:lvlText w:val="o"/>
+      <w:lvlJc w:val="left"/>
+      <w:pPr>
+        <w:ind w:left="1440" w:hanging="360"/>
+      </w:pPr>
+      <w:rPr>
+        <w:rFonts w:ascii="Courier New" w:hAnsi="Courier New" w:cs="Courier New" w:hint="default"/>
+      </w:rPr>
+    </w:lvl>
+    <w:lvl w:ilvl="2" w:tplc="08160005" w:tentative="1">
+      <w:start w:val="1"/>
+      <w:numFmt w:val="bullet"/>
+      <w:lvlText w:val=""/>
+      <w:lvlJc w:val="left"/>
+      <w:pPr>
+        <w:ind w:left="2160" w:hanging="360"/>
+      </w:pPr>
+      <w:rPr>
+        <w:rFonts w:ascii="Wingdings" w:hAnsi="Wingdings" w:hint="default"/>
+      </w:rPr>
+    </w:lvl>
+    <w:lvl w:ilvl="3" w:tplc="08160001" w:tentative="1">
+      <w:start w:val="1"/>
+      <w:numFmt w:val="bullet"/>
+      <w:lvlText w:val=""/>
+      <w:lvlJc w:val="left"/>
+      <w:pPr>
+        <w:ind w:left="2880" w:hanging="360"/>
+      </w:pPr>
+      <w:rPr>
+        <w:rFonts w:ascii="Symbol" w:hAnsi="Symbol" w:hint="default"/>
+      </w:rPr>
+    </w:lvl>
+    <w:lvl w:ilvl="4" w:tplc="08160003" w:tentative="1">
+      <w:start w:val="1"/>
+      <w:numFmt w:val="bullet"/>
+      <w:lvlText w:val="o"/>
+      <w:lvlJc w:val="left"/>
+      <w:pPr>
+        <w:ind w:left="3600" w:hanging="360"/>
+      </w:pPr>
+      <w:rPr>
+        <w:rFonts w:ascii="Courier New" w:hAnsi="Courier New" w:cs="Courier New" w:hint="default"/>
+      </w:rPr>
+    </w:lvl>
+    <w:lvl w:ilvl="5" w:tplc="08160005" w:tentative="1">
+      <w:start w:val="1"/>
+      <w:numFmt w:val="bullet"/>
+      <w:lvlText w:val=""/>
+      <w:lvlJc w:val="left"/>
+      <w:pPr>
+        <w:ind w:left="4320" w:hanging="360"/>
+      </w:pPr>
+      <w:rPr>
+        <w:rFonts w:ascii="Wingdings" w:hAnsi="Wingdings" w:hint="default"/>
+      </w:rPr>
+    </w:lvl>
+    <w:lvl w:ilvl="6" w:tplc="08160001" w:tentative="1">
+      <w:start w:val="1"/>
+      <w:numFmt w:val="bullet"/>
+      <w:lvlText w:val=""/>
+      <w:lvlJc w:val="left"/>
+      <w:pPr>
+        <w:ind w:left="5040" w:hanging="360"/>
+      </w:pPr>
+      <w:rPr>
+        <w:rFonts w:ascii="Symbol" w:hAnsi="Symbol" w:hint="default"/>
+      </w:rPr>
+    </w:lvl>
+    <w:lvl w:ilvl="7" w:tplc="08160003" w:tentative="1">
+      <w:start w:val="1"/>
+      <w:numFmt w:val="bullet"/>
+      <w:lvlText w:val="o"/>
+      <w:lvlJc w:val="left"/>
+      <w:pPr>
+        <w:ind w:left="5760" w:hanging="360"/>
+      </w:pPr>
+      <w:rPr>
+        <w:rFonts w:ascii="Courier New" w:hAnsi="Courier New" w:cs="Courier New" w:hint="default"/>
+      </w:rPr>
+    </w:lvl>
+    <w:lvl w:ilvl="8" w:tplc="08160005" w:tentative="1">
+      <w:start w:val="1"/>
+      <w:numFmt w:val="bullet"/>
+      <w:lvlText w:val=""/>
+      <w:lvlJc w:val="left"/>
+      <w:pPr>
+        <w:ind w:left="6480" w:hanging="360"/>
+      </w:pPr>
+      <w:rPr>
+        <w:rFonts w:ascii="Wingdings" w:hAnsi="Wingdings" w:hint="default"/>
+      </w:rPr>
+    </w:lvl>
+  </w:abstractNum>
+  <w:num w:numId="1" w16cid:durableId="686758735">
+    <w:abstractNumId w:val="1"/>
+  </w:num>
+  <w:num w:numId="2" w16cid:durableId="1431586274">
+    <w:abstractNumId w:val="0"/>
+  </w:num>
+</w:numbering>
 </file>
 
 <file path=word/styles.xml><?xml version="1.0" encoding="utf-8"?>
@@ -712,7 +1468,6 @@
   <w:style w:type="character" w:default="1" w:styleId="Tipodeletrapredefinidodopargrafo">
     <w:name w:val="Default Paragraph Font"/>
     <w:uiPriority w:val="1"/>
-    <w:semiHidden/>
     <w:unhideWhenUsed/>
   </w:style>
   <w:style w:type="table" w:default="1" w:styleId="Tabelanormal">
